--- a/courseware/LP-Certified Lean Six Sigma Green Belt (CLSSGB) Training.docx
+++ b/courseware/LP-Certified Lean Six Sigma Green Belt (CLSSGB) Training.docx
@@ -179,7 +179,7 @@
           <w:color w:val="1F6FEB"/>
           <w:sz w:val="24"/>
         </w:rPr>
-        <w:t>Version 4</w:t>
+        <w:t>Version 5</w:t>
       </w:r>
     </w:p>
     <w:p>
@@ -482,7 +482,7 @@
               <w:rPr>
                 <w:sz w:val="19"/>
               </w:rPr>
-              <w:t>19 July 2026</w:t>
+              <w:t>23 September 2026</w:t>
             </w:r>
           </w:p>
         </w:tc>
@@ -497,6 +497,64 @@
                 <w:sz w:val="19"/>
               </w:rPr>
               <w:t>Added the SIPOC &amp; Process Map Builder (alfredang.github.io/sipoc) to the toolkit - wired into Lab 6 (SIPOC build, pain points, 'Check my SIPOC' validation) and Lab 7 (swimlane and handoff table), the Define phase slides, and a new Your Interactive Toolkit slide that introduces all five browser tools.</w:t>
+            </w:r>
+          </w:p>
+        </w:tc>
+        <w:tc>
+          <w:tcPr>
+            <w:tcW w:type="dxa" w:w="2160"/>
+          </w:tcPr>
+          <w:p>
+            <w:r/>
+            <w:r>
+              <w:rPr>
+                <w:sz w:val="19"/>
+              </w:rPr>
+              <w:t>Dr. Alfred Ang</w:t>
+            </w:r>
+          </w:p>
+        </w:tc>
+      </w:tr>
+      <w:tr>
+        <w:tc>
+          <w:tcPr>
+            <w:tcW w:type="dxa" w:w="2160"/>
+          </w:tcPr>
+          <w:p>
+            <w:r/>
+            <w:r>
+              <w:rPr>
+                <w:sz w:val="19"/>
+              </w:rPr>
+              <w:t>5</w:t>
+            </w:r>
+          </w:p>
+        </w:tc>
+        <w:tc>
+          <w:tcPr>
+            <w:tcW w:type="dxa" w:w="2160"/>
+          </w:tcPr>
+          <w:p>
+            <w:r/>
+            <w:r>
+              <w:rPr>
+                <w:sz w:val="19"/>
+              </w:rPr>
+              <w:t>23 September 2026</w:t>
+            </w:r>
+          </w:p>
+        </w:tc>
+        <w:tc>
+          <w:tcPr>
+            <w:tcW w:type="dxa" w:w="2160"/>
+          </w:tcPr>
+          <w:p>
+            <w:r/>
+            <w:r>
+              <w:rPr>
+                <w:sz w:val="19"/>
+              </w:rPr>
+              <w:t>Restructured the labs so each lab owns a folder (labs/lab-NN-&lt;name&gt;/) containing its lab sheet and a data/ folder of Excel workbooks. Added 28 mock datasets generated from one reconciled month of Northwind order-fulfilment data - 4,200 orders with 357 late (8.5%), the exact baseline quoted in the WA (SAQ) and PP assessment papers - so every figure a learner calculates reconciles across the labs, the slides, the Learner Guide and the assessment. Lab steps now name the workbook and columns they operate on instead of referring to unspecified data.</w:t>
             </w:r>
           </w:p>
         </w:tc>
@@ -1274,7 +1332,7 @@
                 <w:b w:val="0"/>
                 <w:sz w:val="19"/>
               </w:rPr>
-              <w:t>Welcome, course introduction, ground rules and mandatory digital attendance (AM)  [slides 2–18]</w:t>
+              <w:t>Welcome, course introduction, ground rules and mandatory digital attendance (AM)  [slides 2–19]</w:t>
             </w:r>
           </w:p>
         </w:tc>
@@ -1327,7 +1385,7 @@
                 <w:b/>
                 <w:sz w:val="19"/>
               </w:rPr>
-              <w:t>FOUNDATIONS — What is Quality; Lean vs Six Sigma vs Lean Six Sigma; the five Lean principles; history of Six Sigma; Y = f(X); classical vs Six Sigma quality  [slides 19–57]</w:t>
+              <w:t>FOUNDATIONS — What is Quality; Lean vs Six Sigma vs Lean Six Sigma; the five Lean principles; history of Six Sigma; Y = f(X); classical vs Six Sigma quality  [slides 20–58]</w:t>
             </w:r>
           </w:p>
         </w:tc>
@@ -1536,7 +1594,7 @@
                 <w:b w:val="0"/>
                 <w:sz w:val="19"/>
               </w:rPr>
-              <w:t>Hands-on: Lab 1: The Green Belt Role, Project Selection and Business Case; Lab 2: Y = f(X), Sigma Level, DPMO and the DMAIC Roadmap  [slides 58–65]</w:t>
+              <w:t>Hands-on: Lab 1: The Green Belt Role, Project Selection and Business Case; Lab 2: Y = f(X), Sigma Level, DPMO and the DMAIC Roadmap  [slides 59–66]</w:t>
             </w:r>
           </w:p>
         </w:tc>
@@ -1642,7 +1700,7 @@
                 <w:b/>
                 <w:sz w:val="19"/>
               </w:rPr>
-              <w:t>DMAIC · DEFINE — Voice of the Customer; affinity diagrams; Kano analysis; CTQ trees and operational definitions; the project charter; problem and goal statements; scope; SIPOC; stakeholders and RACI  [slides 66–120]</w:t>
+              <w:t>DMAIC · DEFINE — Voice of the Customer; affinity diagrams; Kano analysis; CTQ trees and operational definitions; the project charter; problem and goal statements; scope; SIPOC; stakeholders and RACI  [slides 67–121]</w:t>
             </w:r>
           </w:p>
         </w:tc>
@@ -1692,7 +1750,7 @@
                 <w:b w:val="0"/>
                 <w:sz w:val="19"/>
               </w:rPr>
-              <w:t>Hands-on: Lab 3: Voice of the Customer, Affinity Diagram and Kano Analysis; Lab 4: CTQ Tree — Translating Customer Needs into Measurable Requirements  [slides 121–128]</w:t>
+              <w:t>Hands-on: Lab 3: Voice of the Customer, Affinity Diagram and Kano Analysis; Lab 4: CTQ Tree — Translating Customer Needs into Measurable Requirements  [slides 122–129]</w:t>
             </w:r>
           </w:p>
         </w:tc>
@@ -1935,7 +1993,7 @@
                 <w:b w:val="0"/>
                 <w:sz w:val="19"/>
               </w:rPr>
-              <w:t>Hands-on: Lab 5: Project Charter, Problem Statement, Goal Statement and Scope; Lab 6: SIPOC, Stakeholder Analysis and RACI  [slides 129–138]</w:t>
+              <w:t>Hands-on: Lab 5: Project Charter, Problem Statement, Goal Statement and Scope; Lab 6: SIPOC, Stakeholder Analysis and RACI  [slides 130–139]</w:t>
             </w:r>
           </w:p>
         </w:tc>
@@ -2041,7 +2099,7 @@
                 <w:b/>
                 <w:sz w:val="19"/>
               </w:rPr>
-              <w:t>DMAIC · MEASURE — process mapping symbols and swimlanes; handoff analysis; the eight wastes (DOWNTIME); value-added analysis; value stream mapping; lean metrics and takt time  [slides 139–213]</w:t>
+              <w:t>DMAIC · MEASURE — process mapping symbols and swimlanes; handoff analysis; the eight wastes (DOWNTIME); value-added analysis; value stream mapping; lean metrics and takt time  [slides 140–214]</w:t>
             </w:r>
           </w:p>
         </w:tc>
@@ -2144,7 +2202,7 @@
                 <w:b w:val="0"/>
                 <w:sz w:val="19"/>
               </w:rPr>
-              <w:t>Hands-on: Lab 7: Detailed Process Mapping and Swimlane Analysis; Lab 8: Value Stream Mapping, Takt Time and the Eight Wastes  [slides 214–223]</w:t>
+              <w:t>Hands-on: Lab 7: Detailed Process Mapping and Swimlane Analysis; Lab 8: Value Stream Mapping, Takt Time and the Eight Wastes  [slides 215–224]</w:t>
             </w:r>
           </w:p>
         </w:tc>
@@ -2300,7 +2358,7 @@
                 <w:b w:val="0"/>
                 <w:sz w:val="19"/>
               </w:rPr>
-              <w:t>Hands-on: Lab 9: Data Types, Operational Definitions and the Data Collection Plan; Lab 10: Sampling Techniques and Sample Size Calculation; Lab 11: Measurement System Analysis and Gage R&amp;R  [slides 224–237]</w:t>
+              <w:t>Hands-on: Lab 9: Data Types, Operational Definitions and the Data Collection Plan; Lab 10: Sampling Techniques and Sample Size Calculation; Lab 11: Measurement System Analysis and Gage R&amp;R  [slides 225–238]</w:t>
             </w:r>
           </w:p>
         </w:tc>
@@ -2543,7 +2601,7 @@
                 <w:b w:val="0"/>
                 <w:sz w:val="19"/>
               </w:rPr>
-              <w:t>Hands-on: Lab 12: Yield, DPU, DPO, DPMO, RTY and the Hidden Factory; Lab 13: Descriptive Statistics, Normality and Baseline Process Capability  [slides 238–248]</w:t>
+              <w:t>Hands-on: Lab 12: Yield, DPU, DPO, DPMO, RTY and the Hidden Factory; Lab 13: Descriptive Statistics, Normality and Baseline Process Capability  [slides 239–249]</w:t>
             </w:r>
           </w:p>
         </w:tc>
@@ -2649,7 +2707,7 @@
                 <w:b/>
                 <w:sz w:val="19"/>
               </w:rPr>
-              <w:t>DMAIC · ANALYZE — common vs special cause variation; tampering; run charts and the six non-random patterns; the Pareto principle; stratification; boxplots  [slides 249–319]</w:t>
+              <w:t>DMAIC · ANALYZE — common vs special cause variation; tampering; run charts and the six non-random patterns; the Pareto principle; stratification; boxplots  [slides 250–320]</w:t>
             </w:r>
           </w:p>
         </w:tc>
@@ -2752,7 +2810,7 @@
                 <w:b w:val="0"/>
                 <w:sz w:val="19"/>
               </w:rPr>
-              <w:t>Hands-on: Lab 14: Variation, Run Charts and Stability Analysis; Lab 15: Pareto Analysis, Stratification and Boxplots  [slides 320–329]</w:t>
+              <w:t>Hands-on: Lab 14: Variation, Run Charts and Stability Analysis; Lab 15: Pareto Analysis, Stratification and Boxplots  [slides 321–330]</w:t>
             </w:r>
           </w:p>
         </w:tc>
@@ -2908,7 +2966,7 @@
                 <w:b w:val="0"/>
                 <w:sz w:val="19"/>
               </w:rPr>
-              <w:t>Hands-on: Lab 16: Fishbone, 5 Whys, Multi-Voting and Cause Prioritisation; Lab 17: Hypothesis Testing — Test Selection, p-values and Conclusions; Lab 18: Correlation, Regression and Quantifying the X-Y Relationship  [slides 330–347]</w:t>
+              <w:t>Hands-on: Lab 16: Fishbone, 5 Whys, Multi-Voting and Cause Prioritisation; Lab 17: Hypothesis Testing — Test Selection, p-values and Conclusions; Lab 18: Correlation, Regression and Quantifying the X-Y Relationship  [slides 331–348]</w:t>
             </w:r>
           </w:p>
         </w:tc>
@@ -3154,7 +3212,7 @@
                 <w:b/>
                 <w:sz w:val="19"/>
               </w:rPr>
-              <w:t>DMAIC · IMPROVE — solution generation and brainwriting; benchmarking; the solution selection matrix; 5S; poka-yoke; pull, JIT and Heijunka; standard work; FMEA and RPN; Design of Experiments; piloting  [slides 348–394]</w:t>
+              <w:t>DMAIC · IMPROVE — solution generation and brainwriting; benchmarking; the solution selection matrix; 5S; poka-yoke; pull, JIT and Heijunka; standard work; FMEA and RPN; Design of Experiments; piloting  [slides 349–395]</w:t>
             </w:r>
           </w:p>
         </w:tc>
@@ -3257,7 +3315,7 @@
                 <w:b w:val="0"/>
                 <w:sz w:val="19"/>
               </w:rPr>
-              <w:t>Hands-on: Lab 19: Solution Generation, Benchmarking and Brainwriting; Lab 20: Lean Countermeasures — 5S, Poka-Yoke, Pull, JIT and Standard Work; Lab 21: Solution Selection Matrix and Cost-Benefit Analysis; Lab 22: FMEA, Risk Priority Numbers, DOE and Piloting  [slides 395–416]</w:t>
+              <w:t>Hands-on: Lab 19: Solution Generation, Benchmarking and Brainwriting; Lab 20: Lean Countermeasures — 5S, Poka-Yoke, Pull, JIT and Standard Work; Lab 21: Solution Selection Matrix and Cost-Benefit Analysis; Lab 22: FMEA, Risk Priority Numbers, DOE and Piloting  [slides 396–417]</w:t>
             </w:r>
           </w:p>
         </w:tc>
@@ -3363,7 +3421,7 @@
                 <w:b/>
                 <w:sz w:val="19"/>
               </w:rPr>
-              <w:t>DMAIC · CONTROL — process capability Cp and Cpk; control limits vs specification limits; SPC and control chart selection; the eight out-of-control rules; the control plan; SOPs; visual management; verifying the gain and handover  [slides 417–468]</w:t>
+              <w:t>DMAIC · CONTROL — process capability Cp and Cpk; control limits vs specification limits; SPC and control chart selection; the eight out-of-control rules; the control plan; SOPs; visual management; verifying the gain and handover  [slides 418–469]</w:t>
             </w:r>
           </w:p>
         </w:tc>
@@ -3413,7 +3471,7 @@
                 <w:b w:val="0"/>
                 <w:sz w:val="19"/>
               </w:rPr>
-              <w:t>Hands-on: Lab 23: Statistical Process Control — Chart Selection and Control Limits  [slides 469–475]</w:t>
+              <w:t>Hands-on: Lab 23: Statistical Process Control — Chart Selection and Control Limits  [slides 470–476]</w:t>
             </w:r>
           </w:p>
         </w:tc>
@@ -3516,7 +3574,7 @@
                 <w:b w:val="0"/>
                 <w:sz w:val="19"/>
               </w:rPr>
-              <w:t>Hands-on: Lab 24: Control Plan, SOP, Visual Management and Response Plan; Lab 25: Verify the Gain, A3 Storyboard, Handover and Project Closure  [slides 476–488]</w:t>
+              <w:t>Hands-on: Lab 24: Control Plan, SOP, Visual Management and Response Plan; Lab 25: Verify the Gain, A3 Storyboard, Handover and Project Closure  [slides 477–489]</w:t>
             </w:r>
           </w:p>
         </w:tc>
@@ -3569,7 +3627,7 @@
                 <w:b/>
                 <w:sz w:val="19"/>
               </w:rPr>
-              <w:t>Course recap and Briefing for Assessment  [slides 489–500]</w:t>
+              <w:t>Course recap and Briefing for Assessment  [slides 490–501]</w:t>
             </w:r>
           </w:p>
         </w:tc>
